--- a/ARC_Client_Demo_Questions.docx
+++ b/ARC_Client_Demo_Questions.docx
@@ -1006,7 +1006,7 @@
           <w:sz w:val="20"/>
           <w:szCs w:val="20"/>
         </w:rPr>
-        <w:t xml:space="preserve">“Naka-night duty ang Guimba pero posted hours ay 7 AM–5 PM. Ano ang tamang operating at night-duty hours?”</w:t>
+        <w:t xml:space="preserve">“Kailangan po bang gamitin ang designation na “Guimba — Main Branch” sa reports, printed forms, at official documents?”</w:t>
       </w:r>
     </w:p>
     <w:p>
@@ -1569,7 +1569,7 @@
           <w:sz w:val="20"/>
           <w:szCs w:val="20"/>
         </w:rPr>
-        <w:t xml:space="preserve">Cabanatuan is PhilHealth/DOH accredited</w:t>
+        <w:t xml:space="preserve">Guimba is the Main Branch, Daily 7 AM–11 PM, PhilHealth/DOH accredited; Cabanatuan is also accredited</w:t>
       </w:r>
     </w:p>
     <w:p>
